--- a/THI KIỂM KẾT THÚC HỌC PHẦN.docx
+++ b/THI KIỂM KẾT THÚC HỌC PHẦN.docx
@@ -582,6 +582,53 @@
         <w:rPr>
           <w:rFonts w:ascii="Times New Roman" w:hAnsi="Times New Roman" w:cs="Times New Roman"/>
         </w:rPr>
+        <w:drawing>
+          <wp:inline distT="0" distB="0" distL="0" distR="0" wp14:anchorId="49F92FA8" wp14:editId="77A614D9">
+            <wp:extent cx="4709568" cy="4610500"/>
+            <wp:effectExtent l="0" t="0" r="0" b="0"/>
+            <wp:docPr id="1989197181" name="Picture 1"/>
+            <wp:cNvGraphicFramePr>
+              <a:graphicFrameLocks xmlns:a="http://schemas.openxmlformats.org/drawingml/2006/main" noChangeAspect="1"/>
+            </wp:cNvGraphicFramePr>
+            <a:graphic xmlns:a="http://schemas.openxmlformats.org/drawingml/2006/main">
+              <a:graphicData uri="http://schemas.openxmlformats.org/drawingml/2006/picture">
+                <pic:pic xmlns:pic="http://schemas.openxmlformats.org/drawingml/2006/picture">
+                  <pic:nvPicPr>
+                    <pic:cNvPr id="1989197181" name=""/>
+                    <pic:cNvPicPr/>
+                  </pic:nvPicPr>
+                  <pic:blipFill>
+                    <a:blip r:embed="rId5"/>
+                    <a:stretch>
+                      <a:fillRect/>
+                    </a:stretch>
+                  </pic:blipFill>
+                  <pic:spPr>
+                    <a:xfrm>
+                      <a:off x="0" y="0"/>
+                      <a:ext cx="4709568" cy="4610500"/>
+                    </a:xfrm>
+                    <a:prstGeom prst="rect">
+                      <a:avLst/>
+                    </a:prstGeom>
+                  </pic:spPr>
+                </pic:pic>
+              </a:graphicData>
+            </a:graphic>
+          </wp:inline>
+        </w:drawing>
+      </w:r>
+    </w:p>
+    <w:p>
+      <w:pPr>
+        <w:rPr>
+          <w:rFonts w:ascii="Times New Roman" w:hAnsi="Times New Roman" w:cs="Times New Roman"/>
+        </w:rPr>
+      </w:pPr>
+      <w:r>
+        <w:rPr>
+          <w:rFonts w:ascii="Times New Roman" w:hAnsi="Times New Roman" w:cs="Times New Roman"/>
+        </w:rPr>
         <w:t xml:space="preserve">Thiết kế ERD </w:t>
       </w:r>
     </w:p>
@@ -595,6 +642,7 @@
         <w:rPr>
           <w:rFonts w:ascii="Times New Roman" w:hAnsi="Times New Roman" w:cs="Times New Roman"/>
         </w:rPr>
+        <w:lastRenderedPageBreak/>
         <w:drawing>
           <wp:inline distT="0" distB="0" distL="0" distR="0" wp14:anchorId="396A67D3" wp14:editId="4966FF71">
             <wp:extent cx="5943600" cy="3089275"/>
@@ -611,7 +659,7 @@
                     <pic:cNvPicPr/>
                   </pic:nvPicPr>
                   <pic:blipFill>
-                    <a:blip r:embed="rId5"/>
+                    <a:blip r:embed="rId6"/>
                     <a:stretch>
                       <a:fillRect/>
                     </a:stretch>
@@ -803,7 +851,6 @@
               <w:rPr>
                 <w:rFonts w:ascii="Times New Roman" w:hAnsi="Times New Roman" w:cs="Times New Roman"/>
               </w:rPr>
-              <w:lastRenderedPageBreak/>
               <w:t xml:space="preserve">Việc để ô tick box trong việc lựa chọn nhiều phù hợp là sai </w:t>
             </w:r>
           </w:p>
@@ -982,6 +1029,7 @@
         <w:rPr>
           <w:rFonts w:ascii="Times New Roman" w:hAnsi="Times New Roman" w:cs="Times New Roman"/>
         </w:rPr>
+        <w:lastRenderedPageBreak/>
         <w:t xml:space="preserve">Phân tích tác động sinh viên được gia hạn riêng từng cuốn trong phiếu , tối đa 2 lần  , mỗi lần 7 ngày </w:t>
       </w:r>
     </w:p>

--- a/THI KIỂM KẾT THÚC HỌC PHẦN.docx
+++ b/THI KIỂM KẾT THÚC HỌC PHẦN.docx
@@ -583,10 +583,10 @@
           <w:rFonts w:ascii="Times New Roman" w:hAnsi="Times New Roman" w:cs="Times New Roman"/>
         </w:rPr>
         <w:drawing>
-          <wp:inline distT="0" distB="0" distL="0" distR="0" wp14:anchorId="49F92FA8" wp14:editId="77A614D9">
-            <wp:extent cx="4709568" cy="4610500"/>
-            <wp:effectExtent l="0" t="0" r="0" b="0"/>
-            <wp:docPr id="1989197181" name="Picture 1"/>
+          <wp:inline distT="0" distB="0" distL="0" distR="0" wp14:anchorId="6A23FC41" wp14:editId="01912EB2">
+            <wp:extent cx="5113463" cy="4854361"/>
+            <wp:effectExtent l="0" t="0" r="0" b="3810"/>
+            <wp:docPr id="1852250432" name="Picture 1"/>
             <wp:cNvGraphicFramePr>
               <a:graphicFrameLocks xmlns:a="http://schemas.openxmlformats.org/drawingml/2006/main" noChangeAspect="1"/>
             </wp:cNvGraphicFramePr>
@@ -594,7 +594,7 @@
               <a:graphicData uri="http://schemas.openxmlformats.org/drawingml/2006/picture">
                 <pic:pic xmlns:pic="http://schemas.openxmlformats.org/drawingml/2006/picture">
                   <pic:nvPicPr>
-                    <pic:cNvPr id="1989197181" name=""/>
+                    <pic:cNvPr id="1852250432" name=""/>
                     <pic:cNvPicPr/>
                   </pic:nvPicPr>
                   <pic:blipFill>
@@ -606,7 +606,7 @@
                   <pic:spPr>
                     <a:xfrm>
                       <a:off x="0" y="0"/>
-                      <a:ext cx="4709568" cy="4610500"/>
+                      <a:ext cx="5113463" cy="4854361"/>
                     </a:xfrm>
                     <a:prstGeom prst="rect">
                       <a:avLst/>
